--- a/1-Hardware/机器狗硬件/四足-SW2022-cdh/计算机辅助设计-3自由度狗腿设计-陈东豪-2021110179.docx
+++ b/1-Hardware/机器狗硬件/四足-SW2022-cdh/计算机辅助设计-3自由度狗腿设计-陈东豪-2021110179.docx
@@ -771,7 +771,7 @@
     </w:p>
     <w:tbl>
       <w:tblPr>
-        <w:tblStyle w:val="6"/>
+        <w:tblStyle w:val="7"/>
         <w:tblW w:w="8559" w:type="dxa"/>
         <w:tblInd w:w="0" w:type="dxa"/>
         <w:tblBorders>
@@ -911,19 +911,143 @@
               <w:ind w:firstLine="420" w:firstLineChars="200"/>
               <w:jc w:val="left"/>
               <w:rPr>
-                <w:rFonts w:hint="eastAsia" w:eastAsiaTheme="minorEastAsia"/>
-                <w:b/>
-                <w:bCs/>
-                <w:lang w:eastAsia="zh-CN"/>
-              </w:rPr>
-            </w:pPr>
-            <w:r>
-              <w:rPr>
                 <w:rFonts w:hint="eastAsia" w:ascii="仿宋" w:hAnsi="仿宋" w:eastAsia="仿宋" w:cs="仿宋"/>
                 <w:b w:val="0"/>
                 <w:bCs w:val="0"/>
               </w:rPr>
+            </w:pPr>
+            <w:r>
+              <w:rPr>
+                <w:rFonts w:hint="eastAsia" w:ascii="仿宋" w:hAnsi="仿宋" w:eastAsia="仿宋" w:cs="仿宋"/>
+                <w:b w:val="0"/>
+                <w:bCs w:val="0"/>
+              </w:rPr>
               <w:t>以宇树 GO2 腿部结构为蓝本，运用专业建模软件（如 CAD、SolidWorks 等）构建一个完整的 3 自由度狗腿模型。设计将详细拆解腿部的各个部件，包括但不限于大腿、小腿、关节连接部分等，精确设定各部件的尺寸、形状和相对位置关系，使其与原结构高度吻合。着重模拟关节处的活动机制，确保狗腿模型能够在三个自由度方向（俯仰、偏航、滚转）上实现精准且流畅的运动，如同宇树 GO2 真实腿部的运动表现。此外，还会对模型进行材质模拟和细节优化，以增强模型的真实感和可视化效果，同时添加必要的尺寸标注和注释说明，方便后续的分析、评估与改进工作，完整呈现 3 自由度狗腿的设计细节和运动特性。</w:t>
+            </w:r>
+          </w:p>
+          <w:p>
+            <w:pPr>
+              <w:widowControl/>
+              <w:ind w:firstLine="420" w:firstLineChars="200"/>
+              <w:jc w:val="left"/>
+              <w:rPr>
+                <w:rFonts w:hint="eastAsia" w:ascii="仿宋" w:hAnsi="仿宋" w:eastAsia="仿宋" w:cs="仿宋"/>
+                <w:b w:val="0"/>
+                <w:bCs w:val="0"/>
+                <w:lang w:val="en-US" w:eastAsia="zh-CN"/>
+              </w:rPr>
+            </w:pPr>
+            <w:r>
+              <w:rPr>
+                <w:rFonts w:hint="eastAsia" w:ascii="仿宋" w:hAnsi="仿宋" w:eastAsia="仿宋" w:cs="仿宋"/>
+                <w:b w:val="0"/>
+                <w:bCs w:val="0"/>
+                <w:lang w:val="en-US" w:eastAsia="zh-CN"/>
+              </w:rPr>
+              <w:t>整体效果图如下：</w:t>
+            </w:r>
+          </w:p>
+          <w:p>
+            <w:pPr>
+              <w:widowControl/>
+              <w:ind w:firstLine="420" w:firstLineChars="200"/>
+              <w:jc w:val="center"/>
+            </w:pPr>
+            <w:r>
+              <w:drawing>
+                <wp:inline distT="0" distB="0" distL="114300" distR="114300">
+                  <wp:extent cx="4304030" cy="2085975"/>
+                  <wp:effectExtent l="0" t="0" r="1270" b="9525"/>
+                  <wp:docPr id="15" name="图片 4"/>
+                  <wp:cNvGraphicFramePr>
+                    <a:graphicFrameLocks xmlns:a="http://schemas.openxmlformats.org/drawingml/2006/main" noChangeAspect="1"/>
+                  </wp:cNvGraphicFramePr>
+                  <a:graphic xmlns:a="http://schemas.openxmlformats.org/drawingml/2006/main">
+                    <a:graphicData uri="http://schemas.openxmlformats.org/drawingml/2006/picture">
+                      <pic:pic xmlns:pic="http://schemas.openxmlformats.org/drawingml/2006/picture">
+                        <pic:nvPicPr>
+                          <pic:cNvPr id="15" name="图片 4"/>
+                          <pic:cNvPicPr>
+                            <a:picLocks noChangeAspect="1"/>
+                          </pic:cNvPicPr>
+                        </pic:nvPicPr>
+                        <pic:blipFill>
+                          <a:blip r:embed="rId4"/>
+                          <a:stretch>
+                            <a:fillRect/>
+                          </a:stretch>
+                        </pic:blipFill>
+                        <pic:spPr>
+                          <a:xfrm>
+                            <a:off x="0" y="0"/>
+                            <a:ext cx="4304030" cy="2085975"/>
+                          </a:xfrm>
+                          <a:prstGeom prst="rect">
+                            <a:avLst/>
+                          </a:prstGeom>
+                          <a:noFill/>
+                          <a:ln>
+                            <a:noFill/>
+                          </a:ln>
+                        </pic:spPr>
+                      </pic:pic>
+                    </a:graphicData>
+                  </a:graphic>
+                </wp:inline>
+              </w:drawing>
+            </w:r>
+            <w:bookmarkStart w:id="0" w:name="_GoBack"/>
+            <w:bookmarkEnd w:id="0"/>
+          </w:p>
+          <w:p>
+            <w:pPr>
+              <w:pStyle w:val="3"/>
+              <w:widowControl/>
+              <w:ind w:firstLine="400" w:firstLineChars="200"/>
+              <w:jc w:val="center"/>
+              <w:rPr>
+                <w:rFonts w:hint="eastAsia" w:eastAsiaTheme="minorEastAsia"/>
+                <w:lang w:val="en-US" w:eastAsia="zh-CN"/>
+              </w:rPr>
+            </w:pPr>
+            <w:r>
+              <w:t>图</w:t>
+            </w:r>
+            <w:r>
+              <w:fldChar w:fldCharType="begin"/>
+            </w:r>
+            <w:r>
+              <w:instrText xml:space="preserve"> SEQ 图 \* ARABIC </w:instrText>
+            </w:r>
+            <w:r>
+              <w:fldChar w:fldCharType="separate"/>
+            </w:r>
+            <w:r>
+              <w:t>1</w:t>
+            </w:r>
+            <w:r>
+              <w:fldChar w:fldCharType="end"/>
+            </w:r>
+            <w:r>
+              <w:rPr>
+                <w:rFonts w:hint="eastAsia"/>
+                <w:lang w:eastAsia="zh-CN"/>
+              </w:rPr>
+              <w:t xml:space="preserve"> </w:t>
+            </w:r>
+            <w:r>
+              <w:rPr>
+                <w:rFonts w:hint="eastAsia"/>
+                <w:lang w:val="en-US" w:eastAsia="zh-CN"/>
+              </w:rPr>
+              <w:t xml:space="preserve"> </w:t>
+            </w:r>
+            <w:r>
+              <w:rPr>
+                <w:rFonts w:hint="eastAsia"/>
+                <w:lang w:eastAsia="zh-CN"/>
+              </w:rPr>
+              <w:t>3自由度狗腿整体效果图</w:t>
             </w:r>
           </w:p>
         </w:tc>
@@ -1006,585 +1130,713 @@
               </w:rPr>
               <w:t xml:space="preserve"> </w:t>
             </w:r>
-            <w:bookmarkStart w:id="0" w:name="_GoBack"/>
-            <w:bookmarkEnd w:id="0"/>
-          </w:p>
-          <w:p>
-            <w:pPr>
-              <w:widowControl/>
-              <w:jc w:val="left"/>
-              <w:rPr>
-                <w:rFonts w:hint="eastAsia"/>
-                <w:b/>
-                <w:bCs/>
-                <w:i/>
-                <w:iCs/>
-                <w:color w:val="4472C4" w:themeColor="accent1"/>
-                <w14:textFill>
-                  <w14:solidFill>
-                    <w14:schemeClr w14:val="accent1"/>
-                  </w14:solidFill>
-                </w14:textFill>
-              </w:rPr>
-            </w:pPr>
-          </w:p>
-          <w:p>
-            <w:pPr>
-              <w:widowControl/>
-              <w:jc w:val="left"/>
-              <w:rPr>
-                <w:rFonts w:hint="eastAsia"/>
-                <w:b/>
-                <w:bCs/>
-                <w:i/>
-                <w:iCs/>
-                <w:color w:val="4472C4" w:themeColor="accent1"/>
-                <w14:textFill>
-                  <w14:solidFill>
-                    <w14:schemeClr w14:val="accent1"/>
-                  </w14:solidFill>
-                </w14:textFill>
-              </w:rPr>
-            </w:pPr>
-          </w:p>
-          <w:p>
-            <w:pPr>
-              <w:widowControl/>
-              <w:jc w:val="left"/>
-              <w:rPr>
-                <w:rFonts w:hint="eastAsia"/>
-                <w:b/>
-                <w:bCs/>
-                <w:i/>
-                <w:iCs/>
-                <w:color w:val="4472C4" w:themeColor="accent1"/>
-                <w14:textFill>
-                  <w14:solidFill>
-                    <w14:schemeClr w14:val="accent1"/>
-                  </w14:solidFill>
-                </w14:textFill>
-              </w:rPr>
-            </w:pPr>
-          </w:p>
-          <w:p>
-            <w:pPr>
-              <w:widowControl/>
-              <w:jc w:val="left"/>
-              <w:rPr>
-                <w:rFonts w:hint="eastAsia"/>
-                <w:b/>
-                <w:bCs/>
-                <w:i/>
-                <w:iCs/>
-                <w:color w:val="4472C4" w:themeColor="accent1"/>
-                <w14:textFill>
-                  <w14:solidFill>
-                    <w14:schemeClr w14:val="accent1"/>
-                  </w14:solidFill>
-                </w14:textFill>
-              </w:rPr>
-            </w:pPr>
-          </w:p>
-          <w:p>
-            <w:pPr>
-              <w:widowControl/>
-              <w:jc w:val="left"/>
-              <w:rPr>
-                <w:rFonts w:hint="eastAsia"/>
-                <w:b/>
-                <w:bCs/>
-                <w:i/>
-                <w:iCs/>
-                <w:color w:val="4472C4" w:themeColor="accent1"/>
-                <w14:textFill>
-                  <w14:solidFill>
-                    <w14:schemeClr w14:val="accent1"/>
-                  </w14:solidFill>
-                </w14:textFill>
-              </w:rPr>
-            </w:pPr>
-          </w:p>
-          <w:p>
-            <w:pPr>
-              <w:widowControl/>
-              <w:jc w:val="left"/>
-              <w:rPr>
-                <w:rFonts w:hint="eastAsia"/>
-                <w:b/>
-                <w:bCs/>
-                <w:i/>
-                <w:iCs/>
-                <w:color w:val="4472C4" w:themeColor="accent1"/>
-                <w14:textFill>
-                  <w14:solidFill>
-                    <w14:schemeClr w14:val="accent1"/>
-                  </w14:solidFill>
-                </w14:textFill>
-              </w:rPr>
-            </w:pPr>
-          </w:p>
-          <w:p>
-            <w:pPr>
-              <w:widowControl/>
-              <w:jc w:val="left"/>
-              <w:rPr>
-                <w:rFonts w:hint="eastAsia"/>
-                <w:b/>
-                <w:bCs/>
-                <w:i/>
-                <w:iCs/>
-                <w:color w:val="4472C4" w:themeColor="accent1"/>
-                <w14:textFill>
-                  <w14:solidFill>
-                    <w14:schemeClr w14:val="accent1"/>
-                  </w14:solidFill>
-                </w14:textFill>
-              </w:rPr>
-            </w:pPr>
-          </w:p>
-          <w:p>
-            <w:pPr>
-              <w:widowControl/>
-              <w:jc w:val="left"/>
-              <w:rPr>
-                <w:rFonts w:hint="eastAsia"/>
-                <w:b/>
-                <w:bCs/>
-                <w:i/>
-                <w:iCs/>
-                <w:color w:val="4472C4" w:themeColor="accent1"/>
-                <w14:textFill>
-                  <w14:solidFill>
-                    <w14:schemeClr w14:val="accent1"/>
-                  </w14:solidFill>
-                </w14:textFill>
-              </w:rPr>
-            </w:pPr>
-          </w:p>
-          <w:p>
-            <w:pPr>
-              <w:widowControl/>
-              <w:jc w:val="left"/>
-              <w:rPr>
-                <w:rFonts w:hint="eastAsia"/>
-                <w:b/>
-                <w:bCs/>
-                <w:i/>
-                <w:iCs/>
-                <w:color w:val="4472C4" w:themeColor="accent1"/>
-                <w14:textFill>
-                  <w14:solidFill>
-                    <w14:schemeClr w14:val="accent1"/>
-                  </w14:solidFill>
-                </w14:textFill>
-              </w:rPr>
-            </w:pPr>
-          </w:p>
-          <w:p>
-            <w:pPr>
-              <w:widowControl/>
-              <w:jc w:val="left"/>
-              <w:rPr>
-                <w:rFonts w:hint="eastAsia"/>
-                <w:b/>
-                <w:bCs/>
-                <w:i/>
-                <w:iCs/>
-                <w:color w:val="4472C4" w:themeColor="accent1"/>
-                <w14:textFill>
-                  <w14:solidFill>
-                    <w14:schemeClr w14:val="accent1"/>
-                  </w14:solidFill>
-                </w14:textFill>
-              </w:rPr>
-            </w:pPr>
-          </w:p>
-          <w:p>
-            <w:pPr>
-              <w:widowControl/>
-              <w:jc w:val="left"/>
-              <w:rPr>
-                <w:rFonts w:hint="eastAsia"/>
-                <w:b/>
-                <w:bCs/>
-                <w:i/>
-                <w:iCs/>
-                <w:color w:val="4472C4" w:themeColor="accent1"/>
-                <w14:textFill>
-                  <w14:solidFill>
-                    <w14:schemeClr w14:val="accent1"/>
-                  </w14:solidFill>
-                </w14:textFill>
-              </w:rPr>
-            </w:pPr>
-          </w:p>
-          <w:p>
-            <w:pPr>
-              <w:widowControl/>
-              <w:jc w:val="left"/>
-              <w:rPr>
-                <w:rFonts w:hint="eastAsia"/>
-                <w:b/>
-                <w:bCs/>
-                <w:i/>
-                <w:iCs/>
-                <w:color w:val="4472C4" w:themeColor="accent1"/>
-                <w14:textFill>
-                  <w14:solidFill>
-                    <w14:schemeClr w14:val="accent1"/>
-                  </w14:solidFill>
-                </w14:textFill>
-              </w:rPr>
-            </w:pPr>
-          </w:p>
-          <w:p>
-            <w:pPr>
-              <w:widowControl/>
-              <w:jc w:val="left"/>
-              <w:rPr>
-                <w:rFonts w:hint="eastAsia"/>
-                <w:b/>
-                <w:bCs/>
-                <w:i/>
-                <w:iCs/>
-                <w:color w:val="4472C4" w:themeColor="accent1"/>
-                <w14:textFill>
-                  <w14:solidFill>
-                    <w14:schemeClr w14:val="accent1"/>
-                  </w14:solidFill>
-                </w14:textFill>
-              </w:rPr>
-            </w:pPr>
-          </w:p>
-          <w:p>
-            <w:pPr>
-              <w:widowControl/>
-              <w:jc w:val="left"/>
-              <w:rPr>
-                <w:rFonts w:hint="eastAsia"/>
-                <w:b/>
-                <w:bCs/>
-                <w:i/>
-                <w:iCs/>
-                <w:color w:val="4472C4" w:themeColor="accent1"/>
-                <w14:textFill>
-                  <w14:solidFill>
-                    <w14:schemeClr w14:val="accent1"/>
-                  </w14:solidFill>
-                </w14:textFill>
-              </w:rPr>
-            </w:pPr>
-          </w:p>
-          <w:p>
-            <w:pPr>
-              <w:widowControl/>
-              <w:jc w:val="left"/>
-              <w:rPr>
-                <w:rFonts w:hint="eastAsia"/>
-                <w:b/>
-                <w:bCs/>
-                <w:i/>
-                <w:iCs/>
-                <w:color w:val="4472C4" w:themeColor="accent1"/>
-                <w14:textFill>
-                  <w14:solidFill>
-                    <w14:schemeClr w14:val="accent1"/>
-                  </w14:solidFill>
-                </w14:textFill>
-              </w:rPr>
-            </w:pPr>
-          </w:p>
-          <w:p>
-            <w:pPr>
-              <w:widowControl/>
-              <w:jc w:val="left"/>
-              <w:rPr>
-                <w:rFonts w:hint="eastAsia"/>
-                <w:b/>
-                <w:bCs/>
-                <w:i/>
-                <w:iCs/>
-                <w:color w:val="4472C4" w:themeColor="accent1"/>
-                <w14:textFill>
-                  <w14:solidFill>
-                    <w14:schemeClr w14:val="accent1"/>
-                  </w14:solidFill>
-                </w14:textFill>
-              </w:rPr>
-            </w:pPr>
-          </w:p>
-          <w:p>
-            <w:pPr>
-              <w:widowControl/>
-              <w:jc w:val="left"/>
-              <w:rPr>
-                <w:rFonts w:hint="eastAsia"/>
-                <w:b/>
-                <w:bCs/>
-                <w:i/>
-                <w:iCs/>
-                <w:color w:val="4472C4" w:themeColor="accent1"/>
-                <w14:textFill>
-                  <w14:solidFill>
-                    <w14:schemeClr w14:val="accent1"/>
-                  </w14:solidFill>
-                </w14:textFill>
-              </w:rPr>
-            </w:pPr>
-          </w:p>
-          <w:p>
-            <w:pPr>
-              <w:widowControl/>
-              <w:jc w:val="left"/>
-              <w:rPr>
-                <w:rFonts w:hint="eastAsia"/>
-                <w:b/>
-                <w:bCs/>
-                <w:i/>
-                <w:iCs/>
-                <w:color w:val="4472C4" w:themeColor="accent1"/>
-                <w14:textFill>
-                  <w14:solidFill>
-                    <w14:schemeClr w14:val="accent1"/>
-                  </w14:solidFill>
-                </w14:textFill>
-              </w:rPr>
-            </w:pPr>
-          </w:p>
-          <w:p>
-            <w:pPr>
-              <w:widowControl/>
-              <w:jc w:val="left"/>
-              <w:rPr>
-                <w:rFonts w:hint="eastAsia"/>
-                <w:b/>
-                <w:bCs/>
-                <w:i/>
-                <w:iCs/>
-                <w:color w:val="4472C4" w:themeColor="accent1"/>
-                <w14:textFill>
-                  <w14:solidFill>
-                    <w14:schemeClr w14:val="accent1"/>
-                  </w14:solidFill>
-                </w14:textFill>
-              </w:rPr>
-            </w:pPr>
-          </w:p>
-          <w:p>
-            <w:pPr>
-              <w:widowControl/>
-              <w:jc w:val="left"/>
-              <w:rPr>
-                <w:rFonts w:hint="eastAsia"/>
-                <w:b/>
-                <w:bCs/>
-                <w:i/>
-                <w:iCs/>
-                <w:color w:val="4472C4" w:themeColor="accent1"/>
-                <w14:textFill>
-                  <w14:solidFill>
-                    <w14:schemeClr w14:val="accent1"/>
-                  </w14:solidFill>
-                </w14:textFill>
-              </w:rPr>
-            </w:pPr>
-          </w:p>
-          <w:p>
-            <w:pPr>
-              <w:widowControl/>
-              <w:jc w:val="left"/>
-              <w:rPr>
-                <w:rFonts w:hint="eastAsia"/>
-                <w:b/>
-                <w:bCs/>
-                <w:i/>
-                <w:iCs/>
-                <w:color w:val="4472C4" w:themeColor="accent1"/>
-                <w14:textFill>
-                  <w14:solidFill>
-                    <w14:schemeClr w14:val="accent1"/>
-                  </w14:solidFill>
-                </w14:textFill>
-              </w:rPr>
-            </w:pPr>
-          </w:p>
-          <w:p>
-            <w:pPr>
-              <w:widowControl/>
-              <w:jc w:val="left"/>
-              <w:rPr>
-                <w:rFonts w:hint="eastAsia"/>
-                <w:b/>
-                <w:bCs/>
-                <w:i/>
-                <w:iCs/>
-                <w:color w:val="4472C4" w:themeColor="accent1"/>
-                <w14:textFill>
-                  <w14:solidFill>
-                    <w14:schemeClr w14:val="accent1"/>
-                  </w14:solidFill>
-                </w14:textFill>
-              </w:rPr>
-            </w:pPr>
-          </w:p>
-          <w:p>
-            <w:pPr>
-              <w:widowControl/>
-              <w:jc w:val="left"/>
-              <w:rPr>
-                <w:rFonts w:hint="eastAsia"/>
-                <w:b/>
-                <w:bCs/>
-                <w:i/>
-                <w:iCs/>
-                <w:color w:val="4472C4" w:themeColor="accent1"/>
-                <w14:textFill>
-                  <w14:solidFill>
-                    <w14:schemeClr w14:val="accent1"/>
-                  </w14:solidFill>
-                </w14:textFill>
-              </w:rPr>
-            </w:pPr>
-          </w:p>
-          <w:p>
-            <w:pPr>
-              <w:widowControl/>
-              <w:jc w:val="left"/>
-              <w:rPr>
-                <w:rFonts w:hint="eastAsia"/>
-                <w:b/>
-                <w:bCs/>
-                <w:i/>
-                <w:iCs/>
-                <w:color w:val="4472C4" w:themeColor="accent1"/>
-                <w14:textFill>
-                  <w14:solidFill>
-                    <w14:schemeClr w14:val="accent1"/>
-                  </w14:solidFill>
-                </w14:textFill>
-              </w:rPr>
-            </w:pPr>
-          </w:p>
-          <w:p>
-            <w:pPr>
-              <w:widowControl/>
-              <w:jc w:val="left"/>
-              <w:rPr>
-                <w:rFonts w:hint="eastAsia"/>
-                <w:b/>
-                <w:bCs/>
-                <w:i/>
-                <w:iCs/>
-                <w:color w:val="4472C4" w:themeColor="accent1"/>
-                <w14:textFill>
-                  <w14:solidFill>
-                    <w14:schemeClr w14:val="accent1"/>
-                  </w14:solidFill>
-                </w14:textFill>
-              </w:rPr>
-            </w:pPr>
-          </w:p>
-          <w:p>
-            <w:pPr>
-              <w:widowControl/>
-              <w:jc w:val="left"/>
-              <w:rPr>
-                <w:rFonts w:hint="eastAsia"/>
-                <w:b/>
-                <w:bCs/>
-                <w:i/>
-                <w:iCs/>
-                <w:color w:val="4472C4" w:themeColor="accent1"/>
-                <w14:textFill>
-                  <w14:solidFill>
-                    <w14:schemeClr w14:val="accent1"/>
-                  </w14:solidFill>
-                </w14:textFill>
-              </w:rPr>
-            </w:pPr>
-          </w:p>
-          <w:p>
-            <w:pPr>
-              <w:widowControl/>
-              <w:jc w:val="left"/>
-              <w:rPr>
-                <w:rFonts w:hint="eastAsia"/>
-                <w:b/>
-                <w:bCs/>
-                <w:i/>
-                <w:iCs/>
-                <w:color w:val="4472C4" w:themeColor="accent1"/>
-                <w14:textFill>
-                  <w14:solidFill>
-                    <w14:schemeClr w14:val="accent1"/>
-                  </w14:solidFill>
-                </w14:textFill>
-              </w:rPr>
-            </w:pPr>
-          </w:p>
-          <w:p>
-            <w:pPr>
-              <w:widowControl/>
-              <w:jc w:val="left"/>
-              <w:rPr>
-                <w:rFonts w:hint="eastAsia"/>
-                <w:b/>
-                <w:bCs/>
-                <w:i/>
-                <w:iCs/>
-                <w:color w:val="4472C4" w:themeColor="accent1"/>
-                <w14:textFill>
-                  <w14:solidFill>
-                    <w14:schemeClr w14:val="accent1"/>
-                  </w14:solidFill>
-                </w14:textFill>
-              </w:rPr>
-            </w:pPr>
-          </w:p>
-          <w:p>
-            <w:pPr>
-              <w:widowControl/>
-              <w:jc w:val="left"/>
-              <w:rPr>
-                <w:rFonts w:hint="eastAsia"/>
-                <w:b/>
-                <w:bCs/>
-                <w:i/>
-                <w:iCs/>
-                <w:color w:val="4472C4" w:themeColor="accent1"/>
-                <w14:textFill>
-                  <w14:solidFill>
-                    <w14:schemeClr w14:val="accent1"/>
-                  </w14:solidFill>
-                </w14:textFill>
-              </w:rPr>
-            </w:pPr>
-          </w:p>
-          <w:p>
-            <w:pPr>
-              <w:widowControl/>
-              <w:jc w:val="left"/>
-              <w:rPr>
-                <w:rFonts w:hint="eastAsia"/>
-                <w:b/>
-                <w:bCs/>
-                <w:i/>
-                <w:iCs/>
-                <w:color w:val="4472C4" w:themeColor="accent1"/>
-                <w14:textFill>
-                  <w14:solidFill>
-                    <w14:schemeClr w14:val="accent1"/>
-                  </w14:solidFill>
-                </w14:textFill>
-              </w:rPr>
-            </w:pPr>
-          </w:p>
-          <w:p>
-            <w:pPr>
-              <w:pStyle w:val="8"/>
+          </w:p>
+          <w:p>
+            <w:pPr>
+              <w:widowControl/>
               <w:numPr>
                 <w:ilvl w:val="0"/>
                 <w:numId w:val="2"/>
+              </w:numPr>
+              <w:ind w:left="425" w:leftChars="0" w:hanging="425" w:firstLineChars="0"/>
+              <w:jc w:val="left"/>
+              <w:rPr>
+                <w:rFonts w:hint="eastAsia"/>
+                <w:b/>
+                <w:bCs/>
+              </w:rPr>
+            </w:pPr>
+            <w:r>
+              <w:rPr>
+                <w:rFonts w:hint="eastAsia"/>
+                <w:b/>
+                <w:bCs/>
+                <w:lang w:val="en-US" w:eastAsia="zh-CN"/>
+              </w:rPr>
+              <w:t>找商家拿到宇树GO2电机.step文件并转换成.SLDPRT文件。</w:t>
+            </w:r>
+          </w:p>
+          <w:p>
+            <w:pPr>
+              <w:widowControl/>
+              <w:numPr>
+                <w:numId w:val="0"/>
+              </w:numPr>
+              <w:ind w:leftChars="0"/>
+              <w:jc w:val="center"/>
+            </w:pPr>
+            <w:r>
+              <w:drawing>
+                <wp:inline distT="0" distB="0" distL="114300" distR="114300">
+                  <wp:extent cx="3682365" cy="1845945"/>
+                  <wp:effectExtent l="0" t="0" r="13335" b="1905"/>
+                  <wp:docPr id="7" name="图片 1"/>
+                  <wp:cNvGraphicFramePr>
+                    <a:graphicFrameLocks xmlns:a="http://schemas.openxmlformats.org/drawingml/2006/main" noChangeAspect="1"/>
+                  </wp:cNvGraphicFramePr>
+                  <a:graphic xmlns:a="http://schemas.openxmlformats.org/drawingml/2006/main">
+                    <a:graphicData uri="http://schemas.openxmlformats.org/drawingml/2006/picture">
+                      <pic:pic xmlns:pic="http://schemas.openxmlformats.org/drawingml/2006/picture">
+                        <pic:nvPicPr>
+                          <pic:cNvPr id="7" name="图片 1"/>
+                          <pic:cNvPicPr>
+                            <a:picLocks noChangeAspect="1"/>
+                          </pic:cNvPicPr>
+                        </pic:nvPicPr>
+                        <pic:blipFill>
+                          <a:blip r:embed="rId5"/>
+                          <a:stretch>
+                            <a:fillRect/>
+                          </a:stretch>
+                        </pic:blipFill>
+                        <pic:spPr>
+                          <a:xfrm>
+                            <a:off x="0" y="0"/>
+                            <a:ext cx="3682365" cy="1845945"/>
+                          </a:xfrm>
+                          <a:prstGeom prst="rect">
+                            <a:avLst/>
+                          </a:prstGeom>
+                          <a:noFill/>
+                          <a:ln>
+                            <a:noFill/>
+                          </a:ln>
+                        </pic:spPr>
+                      </pic:pic>
+                    </a:graphicData>
+                  </a:graphic>
+                </wp:inline>
+              </w:drawing>
+            </w:r>
+          </w:p>
+          <w:p>
+            <w:pPr>
+              <w:pStyle w:val="3"/>
+              <w:widowControl/>
+              <w:numPr>
+                <w:numId w:val="0"/>
+              </w:numPr>
+              <w:ind w:leftChars="0"/>
+              <w:jc w:val="center"/>
+              <w:rPr>
+                <w:rFonts w:hint="eastAsia" w:eastAsiaTheme="minorEastAsia"/>
+                <w:lang w:eastAsia="zh-CN"/>
+              </w:rPr>
+            </w:pPr>
+            <w:r>
+              <w:t xml:space="preserve">图 </w:t>
+            </w:r>
+            <w:r>
+              <w:fldChar w:fldCharType="begin"/>
+            </w:r>
+            <w:r>
+              <w:instrText xml:space="preserve"> SEQ 图 \* ARABIC </w:instrText>
+            </w:r>
+            <w:r>
+              <w:fldChar w:fldCharType="separate"/>
+            </w:r>
+            <w:r>
+              <w:t>2</w:t>
+            </w:r>
+            <w:r>
+              <w:fldChar w:fldCharType="end"/>
+            </w:r>
+            <w:r>
+              <w:rPr>
+                <w:rFonts w:hint="eastAsia"/>
+                <w:lang w:eastAsia="zh-CN"/>
+              </w:rPr>
+              <w:t xml:space="preserve"> 宇树GO2电机图</w:t>
+            </w:r>
+          </w:p>
+          <w:p>
+            <w:pPr>
+              <w:widowControl/>
+              <w:numPr>
+                <w:numId w:val="0"/>
+              </w:numPr>
+              <w:ind w:leftChars="0"/>
+              <w:jc w:val="left"/>
+              <w:rPr>
+                <w:rFonts w:hint="eastAsia"/>
+                <w:b/>
+                <w:bCs/>
+              </w:rPr>
+            </w:pPr>
+          </w:p>
+          <w:p>
+            <w:pPr>
+              <w:widowControl/>
+              <w:numPr>
+                <w:ilvl w:val="0"/>
+                <w:numId w:val="2"/>
+              </w:numPr>
+              <w:ind w:left="425" w:leftChars="0" w:hanging="425" w:firstLineChars="0"/>
+              <w:jc w:val="left"/>
+              <w:rPr>
+                <w:rFonts w:hint="eastAsia"/>
+                <w:b/>
+                <w:bCs/>
+              </w:rPr>
+            </w:pPr>
+          </w:p>
+          <w:p>
+            <w:pPr>
+              <w:widowControl/>
+              <w:jc w:val="left"/>
+              <w:rPr>
+                <w:rFonts w:hint="eastAsia"/>
+                <w:b/>
+                <w:bCs/>
+                <w:i/>
+                <w:iCs/>
+                <w:color w:val="4472C4" w:themeColor="accent1"/>
+                <w14:textFill>
+                  <w14:solidFill>
+                    <w14:schemeClr w14:val="accent1"/>
+                  </w14:solidFill>
+                </w14:textFill>
+              </w:rPr>
+            </w:pPr>
+          </w:p>
+          <w:p>
+            <w:pPr>
+              <w:widowControl/>
+              <w:jc w:val="left"/>
+              <w:rPr>
+                <w:rFonts w:hint="eastAsia"/>
+                <w:b/>
+                <w:bCs/>
+                <w:i/>
+                <w:iCs/>
+                <w:color w:val="4472C4" w:themeColor="accent1"/>
+                <w14:textFill>
+                  <w14:solidFill>
+                    <w14:schemeClr w14:val="accent1"/>
+                  </w14:solidFill>
+                </w14:textFill>
+              </w:rPr>
+            </w:pPr>
+          </w:p>
+          <w:p>
+            <w:pPr>
+              <w:widowControl/>
+              <w:jc w:val="left"/>
+              <w:rPr>
+                <w:rFonts w:hint="eastAsia"/>
+                <w:b/>
+                <w:bCs/>
+                <w:i/>
+                <w:iCs/>
+                <w:color w:val="4472C4" w:themeColor="accent1"/>
+                <w14:textFill>
+                  <w14:solidFill>
+                    <w14:schemeClr w14:val="accent1"/>
+                  </w14:solidFill>
+                </w14:textFill>
+              </w:rPr>
+            </w:pPr>
+          </w:p>
+          <w:p>
+            <w:pPr>
+              <w:widowControl/>
+              <w:jc w:val="left"/>
+              <w:rPr>
+                <w:rFonts w:hint="eastAsia"/>
+                <w:b/>
+                <w:bCs/>
+                <w:i/>
+                <w:iCs/>
+                <w:color w:val="4472C4" w:themeColor="accent1"/>
+                <w14:textFill>
+                  <w14:solidFill>
+                    <w14:schemeClr w14:val="accent1"/>
+                  </w14:solidFill>
+                </w14:textFill>
+              </w:rPr>
+            </w:pPr>
+          </w:p>
+          <w:p>
+            <w:pPr>
+              <w:widowControl/>
+              <w:jc w:val="left"/>
+              <w:rPr>
+                <w:rFonts w:hint="eastAsia"/>
+                <w:b/>
+                <w:bCs/>
+                <w:i/>
+                <w:iCs/>
+                <w:color w:val="4472C4" w:themeColor="accent1"/>
+                <w14:textFill>
+                  <w14:solidFill>
+                    <w14:schemeClr w14:val="accent1"/>
+                  </w14:solidFill>
+                </w14:textFill>
+              </w:rPr>
+            </w:pPr>
+          </w:p>
+          <w:p>
+            <w:pPr>
+              <w:widowControl/>
+              <w:jc w:val="left"/>
+              <w:rPr>
+                <w:rFonts w:hint="eastAsia"/>
+                <w:b/>
+                <w:bCs/>
+                <w:i/>
+                <w:iCs/>
+                <w:color w:val="4472C4" w:themeColor="accent1"/>
+                <w14:textFill>
+                  <w14:solidFill>
+                    <w14:schemeClr w14:val="accent1"/>
+                  </w14:solidFill>
+                </w14:textFill>
+              </w:rPr>
+            </w:pPr>
+          </w:p>
+          <w:p>
+            <w:pPr>
+              <w:widowControl/>
+              <w:jc w:val="left"/>
+              <w:rPr>
+                <w:rFonts w:hint="eastAsia"/>
+                <w:b/>
+                <w:bCs/>
+                <w:i/>
+                <w:iCs/>
+                <w:color w:val="4472C4" w:themeColor="accent1"/>
+                <w14:textFill>
+                  <w14:solidFill>
+                    <w14:schemeClr w14:val="accent1"/>
+                  </w14:solidFill>
+                </w14:textFill>
+              </w:rPr>
+            </w:pPr>
+          </w:p>
+          <w:p>
+            <w:pPr>
+              <w:widowControl/>
+              <w:jc w:val="left"/>
+              <w:rPr>
+                <w:rFonts w:hint="eastAsia"/>
+                <w:b/>
+                <w:bCs/>
+                <w:i/>
+                <w:iCs/>
+                <w:color w:val="4472C4" w:themeColor="accent1"/>
+                <w14:textFill>
+                  <w14:solidFill>
+                    <w14:schemeClr w14:val="accent1"/>
+                  </w14:solidFill>
+                </w14:textFill>
+              </w:rPr>
+            </w:pPr>
+          </w:p>
+          <w:p>
+            <w:pPr>
+              <w:widowControl/>
+              <w:jc w:val="left"/>
+              <w:rPr>
+                <w:rFonts w:hint="eastAsia"/>
+                <w:b/>
+                <w:bCs/>
+                <w:i/>
+                <w:iCs/>
+                <w:color w:val="4472C4" w:themeColor="accent1"/>
+                <w14:textFill>
+                  <w14:solidFill>
+                    <w14:schemeClr w14:val="accent1"/>
+                  </w14:solidFill>
+                </w14:textFill>
+              </w:rPr>
+            </w:pPr>
+          </w:p>
+          <w:p>
+            <w:pPr>
+              <w:widowControl/>
+              <w:jc w:val="left"/>
+              <w:rPr>
+                <w:rFonts w:hint="eastAsia"/>
+                <w:b/>
+                <w:bCs/>
+                <w:i/>
+                <w:iCs/>
+                <w:color w:val="4472C4" w:themeColor="accent1"/>
+                <w14:textFill>
+                  <w14:solidFill>
+                    <w14:schemeClr w14:val="accent1"/>
+                  </w14:solidFill>
+                </w14:textFill>
+              </w:rPr>
+            </w:pPr>
+          </w:p>
+          <w:p>
+            <w:pPr>
+              <w:widowControl/>
+              <w:jc w:val="left"/>
+              <w:rPr>
+                <w:rFonts w:hint="eastAsia"/>
+                <w:b/>
+                <w:bCs/>
+                <w:i/>
+                <w:iCs/>
+                <w:color w:val="4472C4" w:themeColor="accent1"/>
+                <w14:textFill>
+                  <w14:solidFill>
+                    <w14:schemeClr w14:val="accent1"/>
+                  </w14:solidFill>
+                </w14:textFill>
+              </w:rPr>
+            </w:pPr>
+          </w:p>
+          <w:p>
+            <w:pPr>
+              <w:widowControl/>
+              <w:jc w:val="left"/>
+              <w:rPr>
+                <w:rFonts w:hint="eastAsia"/>
+                <w:b/>
+                <w:bCs/>
+                <w:i/>
+                <w:iCs/>
+                <w:color w:val="4472C4" w:themeColor="accent1"/>
+                <w14:textFill>
+                  <w14:solidFill>
+                    <w14:schemeClr w14:val="accent1"/>
+                  </w14:solidFill>
+                </w14:textFill>
+              </w:rPr>
+            </w:pPr>
+          </w:p>
+          <w:p>
+            <w:pPr>
+              <w:widowControl/>
+              <w:jc w:val="left"/>
+              <w:rPr>
+                <w:rFonts w:hint="eastAsia"/>
+                <w:b/>
+                <w:bCs/>
+                <w:i/>
+                <w:iCs/>
+                <w:color w:val="4472C4" w:themeColor="accent1"/>
+                <w14:textFill>
+                  <w14:solidFill>
+                    <w14:schemeClr w14:val="accent1"/>
+                  </w14:solidFill>
+                </w14:textFill>
+              </w:rPr>
+            </w:pPr>
+          </w:p>
+          <w:p>
+            <w:pPr>
+              <w:widowControl/>
+              <w:jc w:val="left"/>
+              <w:rPr>
+                <w:rFonts w:hint="eastAsia"/>
+                <w:b/>
+                <w:bCs/>
+                <w:i/>
+                <w:iCs/>
+                <w:color w:val="4472C4" w:themeColor="accent1"/>
+                <w14:textFill>
+                  <w14:solidFill>
+                    <w14:schemeClr w14:val="accent1"/>
+                  </w14:solidFill>
+                </w14:textFill>
+              </w:rPr>
+            </w:pPr>
+          </w:p>
+          <w:p>
+            <w:pPr>
+              <w:widowControl/>
+              <w:jc w:val="left"/>
+              <w:rPr>
+                <w:rFonts w:hint="eastAsia"/>
+                <w:b/>
+                <w:bCs/>
+                <w:i/>
+                <w:iCs/>
+                <w:color w:val="4472C4" w:themeColor="accent1"/>
+                <w14:textFill>
+                  <w14:solidFill>
+                    <w14:schemeClr w14:val="accent1"/>
+                  </w14:solidFill>
+                </w14:textFill>
+              </w:rPr>
+            </w:pPr>
+          </w:p>
+          <w:p>
+            <w:pPr>
+              <w:widowControl/>
+              <w:jc w:val="left"/>
+              <w:rPr>
+                <w:rFonts w:hint="eastAsia"/>
+                <w:b/>
+                <w:bCs/>
+                <w:i/>
+                <w:iCs/>
+                <w:color w:val="4472C4" w:themeColor="accent1"/>
+                <w14:textFill>
+                  <w14:solidFill>
+                    <w14:schemeClr w14:val="accent1"/>
+                  </w14:solidFill>
+                </w14:textFill>
+              </w:rPr>
+            </w:pPr>
+          </w:p>
+          <w:p>
+            <w:pPr>
+              <w:widowControl/>
+              <w:jc w:val="left"/>
+              <w:rPr>
+                <w:rFonts w:hint="eastAsia"/>
+                <w:b/>
+                <w:bCs/>
+                <w:i/>
+                <w:iCs/>
+                <w:color w:val="4472C4" w:themeColor="accent1"/>
+                <w14:textFill>
+                  <w14:solidFill>
+                    <w14:schemeClr w14:val="accent1"/>
+                  </w14:solidFill>
+                </w14:textFill>
+              </w:rPr>
+            </w:pPr>
+          </w:p>
+          <w:p>
+            <w:pPr>
+              <w:widowControl/>
+              <w:jc w:val="left"/>
+              <w:rPr>
+                <w:rFonts w:hint="eastAsia"/>
+                <w:b/>
+                <w:bCs/>
+                <w:i/>
+                <w:iCs/>
+                <w:color w:val="4472C4" w:themeColor="accent1"/>
+                <w14:textFill>
+                  <w14:solidFill>
+                    <w14:schemeClr w14:val="accent1"/>
+                  </w14:solidFill>
+                </w14:textFill>
+              </w:rPr>
+            </w:pPr>
+          </w:p>
+          <w:p>
+            <w:pPr>
+              <w:widowControl/>
+              <w:jc w:val="left"/>
+              <w:rPr>
+                <w:rFonts w:hint="eastAsia"/>
+                <w:b/>
+                <w:bCs/>
+                <w:i/>
+                <w:iCs/>
+                <w:color w:val="4472C4" w:themeColor="accent1"/>
+                <w14:textFill>
+                  <w14:solidFill>
+                    <w14:schemeClr w14:val="accent1"/>
+                  </w14:solidFill>
+                </w14:textFill>
+              </w:rPr>
+            </w:pPr>
+          </w:p>
+          <w:p>
+            <w:pPr>
+              <w:widowControl/>
+              <w:jc w:val="left"/>
+              <w:rPr>
+                <w:rFonts w:hint="eastAsia"/>
+                <w:b/>
+                <w:bCs/>
+                <w:i/>
+                <w:iCs/>
+                <w:color w:val="4472C4" w:themeColor="accent1"/>
+                <w14:textFill>
+                  <w14:solidFill>
+                    <w14:schemeClr w14:val="accent1"/>
+                  </w14:solidFill>
+                </w14:textFill>
+              </w:rPr>
+            </w:pPr>
+          </w:p>
+          <w:p>
+            <w:pPr>
+              <w:widowControl/>
+              <w:jc w:val="left"/>
+              <w:rPr>
+                <w:rFonts w:hint="eastAsia"/>
+                <w:b/>
+                <w:bCs/>
+                <w:i/>
+                <w:iCs/>
+                <w:color w:val="4472C4" w:themeColor="accent1"/>
+                <w14:textFill>
+                  <w14:solidFill>
+                    <w14:schemeClr w14:val="accent1"/>
+                  </w14:solidFill>
+                </w14:textFill>
+              </w:rPr>
+            </w:pPr>
+          </w:p>
+          <w:p>
+            <w:pPr>
+              <w:widowControl/>
+              <w:jc w:val="left"/>
+              <w:rPr>
+                <w:rFonts w:hint="eastAsia"/>
+                <w:b/>
+                <w:bCs/>
+                <w:i/>
+                <w:iCs/>
+                <w:color w:val="4472C4" w:themeColor="accent1"/>
+                <w14:textFill>
+                  <w14:solidFill>
+                    <w14:schemeClr w14:val="accent1"/>
+                  </w14:solidFill>
+                </w14:textFill>
+              </w:rPr>
+            </w:pPr>
+          </w:p>
+          <w:p>
+            <w:pPr>
+              <w:widowControl/>
+              <w:jc w:val="left"/>
+              <w:rPr>
+                <w:rFonts w:hint="eastAsia"/>
+                <w:b/>
+                <w:bCs/>
+                <w:i/>
+                <w:iCs/>
+                <w:color w:val="4472C4" w:themeColor="accent1"/>
+                <w14:textFill>
+                  <w14:solidFill>
+                    <w14:schemeClr w14:val="accent1"/>
+                  </w14:solidFill>
+                </w14:textFill>
+              </w:rPr>
+            </w:pPr>
+          </w:p>
+          <w:p>
+            <w:pPr>
+              <w:widowControl/>
+              <w:jc w:val="left"/>
+              <w:rPr>
+                <w:rFonts w:hint="eastAsia"/>
+                <w:b/>
+                <w:bCs/>
+                <w:i/>
+                <w:iCs/>
+                <w:color w:val="4472C4" w:themeColor="accent1"/>
+                <w14:textFill>
+                  <w14:solidFill>
+                    <w14:schemeClr w14:val="accent1"/>
+                  </w14:solidFill>
+                </w14:textFill>
+              </w:rPr>
+            </w:pPr>
+          </w:p>
+          <w:p>
+            <w:pPr>
+              <w:widowControl/>
+              <w:jc w:val="left"/>
+              <w:rPr>
+                <w:rFonts w:hint="eastAsia"/>
+                <w:b/>
+                <w:bCs/>
+                <w:i/>
+                <w:iCs/>
+                <w:color w:val="4472C4" w:themeColor="accent1"/>
+                <w14:textFill>
+                  <w14:solidFill>
+                    <w14:schemeClr w14:val="accent1"/>
+                  </w14:solidFill>
+                </w14:textFill>
+              </w:rPr>
+            </w:pPr>
+          </w:p>
+          <w:p>
+            <w:pPr>
+              <w:widowControl/>
+              <w:jc w:val="left"/>
+              <w:rPr>
+                <w:rFonts w:hint="eastAsia"/>
+                <w:b/>
+                <w:bCs/>
+                <w:i/>
+                <w:iCs/>
+                <w:color w:val="4472C4" w:themeColor="accent1"/>
+                <w14:textFill>
+                  <w14:solidFill>
+                    <w14:schemeClr w14:val="accent1"/>
+                  </w14:solidFill>
+                </w14:textFill>
+              </w:rPr>
+            </w:pPr>
+          </w:p>
+          <w:p>
+            <w:pPr>
+              <w:widowControl/>
+              <w:jc w:val="left"/>
+              <w:rPr>
+                <w:rFonts w:hint="eastAsia"/>
+                <w:b/>
+                <w:bCs/>
+                <w:i/>
+                <w:iCs/>
+                <w:color w:val="4472C4" w:themeColor="accent1"/>
+                <w14:textFill>
+                  <w14:solidFill>
+                    <w14:schemeClr w14:val="accent1"/>
+                  </w14:solidFill>
+                </w14:textFill>
+              </w:rPr>
+            </w:pPr>
+          </w:p>
+          <w:p>
+            <w:pPr>
+              <w:widowControl/>
+              <w:jc w:val="left"/>
+              <w:rPr>
+                <w:rFonts w:hint="eastAsia"/>
+                <w:b/>
+                <w:bCs/>
+                <w:i/>
+                <w:iCs/>
+                <w:color w:val="4472C4" w:themeColor="accent1"/>
+                <w14:textFill>
+                  <w14:solidFill>
+                    <w14:schemeClr w14:val="accent1"/>
+                  </w14:solidFill>
+                </w14:textFill>
+              </w:rPr>
+            </w:pPr>
+          </w:p>
+          <w:p>
+            <w:pPr>
+              <w:widowControl/>
+              <w:jc w:val="left"/>
+              <w:rPr>
+                <w:rFonts w:hint="eastAsia"/>
+                <w:b/>
+                <w:bCs/>
+                <w:i/>
+                <w:iCs/>
+                <w:color w:val="4472C4" w:themeColor="accent1"/>
+                <w14:textFill>
+                  <w14:solidFill>
+                    <w14:schemeClr w14:val="accent1"/>
+                  </w14:solidFill>
+                </w14:textFill>
+              </w:rPr>
+            </w:pPr>
+          </w:p>
+          <w:p>
+            <w:pPr>
+              <w:pStyle w:val="9"/>
+              <w:numPr>
+                <w:ilvl w:val="0"/>
+                <w:numId w:val="3"/>
               </w:numPr>
               <w:ind w:firstLineChars="0"/>
             </w:pPr>
@@ -1615,7 +1867,7 @@
                           </pic:cNvPicPr>
                         </pic:nvPicPr>
                         <pic:blipFill>
-                          <a:blip r:embed="rId4"/>
+                          <a:blip r:embed="rId6"/>
                           <a:stretch>
                             <a:fillRect/>
                           </a:stretch>
@@ -1638,10 +1890,10 @@
           </w:p>
           <w:p>
             <w:pPr>
-              <w:pStyle w:val="8"/>
+              <w:pStyle w:val="9"/>
               <w:numPr>
                 <w:ilvl w:val="0"/>
-                <w:numId w:val="2"/>
+                <w:numId w:val="3"/>
               </w:numPr>
               <w:ind w:firstLineChars="0"/>
             </w:pPr>
@@ -1672,7 +1924,7 @@
                           </pic:cNvPicPr>
                         </pic:nvPicPr>
                         <pic:blipFill>
-                          <a:blip r:embed="rId5"/>
+                          <a:blip r:embed="rId7"/>
                           <a:stretch>
                             <a:fillRect/>
                           </a:stretch>
@@ -1695,10 +1947,10 @@
           </w:p>
           <w:p>
             <w:pPr>
-              <w:pStyle w:val="8"/>
+              <w:pStyle w:val="9"/>
               <w:numPr>
                 <w:ilvl w:val="0"/>
-                <w:numId w:val="2"/>
+                <w:numId w:val="3"/>
               </w:numPr>
               <w:ind w:firstLineChars="0"/>
             </w:pPr>
@@ -1729,7 +1981,7 @@
                           </pic:cNvPicPr>
                         </pic:nvPicPr>
                         <pic:blipFill>
-                          <a:blip r:embed="rId6"/>
+                          <a:blip r:embed="rId8"/>
                           <a:stretch>
                             <a:fillRect/>
                           </a:stretch>
@@ -1752,10 +2004,10 @@
           </w:p>
           <w:p>
             <w:pPr>
-              <w:pStyle w:val="8"/>
+              <w:pStyle w:val="9"/>
               <w:numPr>
                 <w:ilvl w:val="0"/>
-                <w:numId w:val="2"/>
+                <w:numId w:val="3"/>
               </w:numPr>
               <w:ind w:firstLineChars="0"/>
             </w:pPr>
@@ -1786,7 +2038,7 @@
                           </pic:cNvPicPr>
                         </pic:nvPicPr>
                         <pic:blipFill>
-                          <a:blip r:embed="rId7"/>
+                          <a:blip r:embed="rId9"/>
                           <a:stretch>
                             <a:fillRect/>
                           </a:stretch>
@@ -1825,7 +2077,7 @@
                           </pic:cNvPicPr>
                         </pic:nvPicPr>
                         <pic:blipFill>
-                          <a:blip r:embed="rId8"/>
+                          <a:blip r:embed="rId10"/>
                           <a:stretch>
                             <a:fillRect/>
                           </a:stretch>
@@ -1850,10 +2102,10 @@
           <w:p/>
           <w:p>
             <w:pPr>
-              <w:pStyle w:val="8"/>
+              <w:pStyle w:val="9"/>
               <w:numPr>
                 <w:ilvl w:val="0"/>
-                <w:numId w:val="2"/>
+                <w:numId w:val="3"/>
               </w:numPr>
               <w:ind w:firstLineChars="0"/>
             </w:pPr>
@@ -1884,7 +2136,7 @@
                           </pic:cNvPicPr>
                         </pic:nvPicPr>
                         <pic:blipFill>
-                          <a:blip r:embed="rId9" cstate="print">
+                          <a:blip r:embed="rId11" cstate="print">
                             <a:extLst>
                               <a:ext uri="{28A0092B-C50C-407E-A947-70E740481C1C}">
                                 <a14:useLocalDpi xmlns:a14="http://schemas.microsoft.com/office/drawing/2010/main" val="0"/>
@@ -1929,7 +2181,7 @@
                           </pic:cNvPicPr>
                         </pic:nvPicPr>
                         <pic:blipFill>
-                          <a:blip r:embed="rId10" cstate="print">
+                          <a:blip r:embed="rId12" cstate="print">
                             <a:extLst>
                               <a:ext uri="{28A0092B-C50C-407E-A947-70E740481C1C}">
                                 <a14:useLocalDpi xmlns:a14="http://schemas.microsoft.com/office/drawing/2010/main" val="0"/>
@@ -1979,7 +2231,7 @@
                           </pic:cNvPicPr>
                         </pic:nvPicPr>
                         <pic:blipFill>
-                          <a:blip r:embed="rId11"/>
+                          <a:blip r:embed="rId13"/>
                           <a:stretch>
                             <a:fillRect/>
                           </a:stretch>
@@ -2034,7 +2286,7 @@
                           </pic:cNvPicPr>
                         </pic:nvPicPr>
                         <pic:blipFill>
-                          <a:blip r:embed="rId12" cstate="print">
+                          <a:blip r:embed="rId14" cstate="print">
                             <a:extLst>
                               <a:ext uri="{28A0092B-C50C-407E-A947-70E740481C1C}">
                                 <a14:useLocalDpi xmlns:a14="http://schemas.microsoft.com/office/drawing/2010/main" val="0"/>
@@ -2079,7 +2331,7 @@
                           </pic:cNvPicPr>
                         </pic:nvPicPr>
                         <pic:blipFill>
-                          <a:blip r:embed="rId13">
+                          <a:blip r:embed="rId15">
                             <a:extLst>
                               <a:ext uri="{28A0092B-C50C-407E-A947-70E740481C1C}">
                                 <a14:useLocalDpi xmlns:a14="http://schemas.microsoft.com/office/drawing/2010/main" val="0"/>
@@ -2126,7 +2378,7 @@
                           </pic:cNvPicPr>
                         </pic:nvPicPr>
                         <pic:blipFill>
-                          <a:blip r:embed="rId14"/>
+                          <a:blip r:embed="rId16"/>
                           <a:stretch>
                             <a:fillRect/>
                           </a:stretch>
@@ -3498,6 +3750,23 @@
     </w:lvl>
   </w:abstractNum>
   <w:abstractNum w:abstractNumId="1">
+    <w:nsid w:val="BD5F43BF"/>
+    <w:multiLevelType w:val="singleLevel"/>
+    <w:tmpl w:val="BD5F43BF"/>
+    <w:lvl w:ilvl="0" w:tentative="0">
+      <w:start w:val="1"/>
+      <w:numFmt w:val="decimal"/>
+      <w:lvlText w:val="%1."/>
+      <w:lvlJc w:val="left"/>
+      <w:pPr>
+        <w:ind w:left="425" w:hanging="425"/>
+      </w:pPr>
+      <w:rPr>
+        <w:rFonts w:hint="default"/>
+      </w:rPr>
+    </w:lvl>
+  </w:abstractNum>
+  <w:abstractNum w:abstractNumId="2">
     <w:nsid w:val="40EA074C"/>
     <w:multiLevelType w:val="multilevel"/>
     <w:tmpl w:val="40EA074C"/>
@@ -3591,6 +3860,9 @@
   </w:num>
   <w:num w:numId="2">
     <w:abstractNumId w:val="1"/>
+  </w:num>
+  <w:num w:numId="3">
+    <w:abstractNumId w:val="2"/>
   </w:num>
 </w:numbering>
 </file>
@@ -3894,14 +4166,14 @@
       <w:lang w:val="en-US" w:eastAsia="zh-CN" w:bidi="ar"/>
     </w:rPr>
   </w:style>
-  <w:style w:type="character" w:default="1" w:styleId="7">
+  <w:style w:type="character" w:default="1" w:styleId="8">
     <w:name w:val="Default Paragraph Font"/>
     <w:semiHidden/>
     <w:unhideWhenUsed/>
     <w:qFormat/>
     <w:uiPriority w:val="1"/>
   </w:style>
-  <w:style w:type="table" w:default="1" w:styleId="5">
+  <w:style w:type="table" w:default="1" w:styleId="6">
     <w:name w:val="Normal Table"/>
     <w:semiHidden/>
     <w:unhideWhenUsed/>
@@ -3917,9 +4189,22 @@
     </w:tblPr>
   </w:style>
   <w:style w:type="paragraph" w:styleId="3">
+    <w:name w:val="caption"/>
+    <w:basedOn w:val="1"/>
+    <w:next w:val="1"/>
+    <w:semiHidden/>
+    <w:unhideWhenUsed/>
+    <w:qFormat/>
+    <w:uiPriority w:val="35"/>
+    <w:rPr>
+      <w:rFonts w:ascii="Arial" w:hAnsi="Arial" w:eastAsia="黑体"/>
+      <w:sz w:val="20"/>
+    </w:rPr>
+  </w:style>
+  <w:style w:type="paragraph" w:styleId="4">
     <w:name w:val="footer"/>
     <w:basedOn w:val="1"/>
-    <w:link w:val="10"/>
+    <w:link w:val="11"/>
     <w:unhideWhenUsed/>
     <w:qFormat/>
     <w:uiPriority w:val="99"/>
@@ -3936,10 +4221,10 @@
       <w:szCs w:val="18"/>
     </w:rPr>
   </w:style>
-  <w:style w:type="paragraph" w:styleId="4">
+  <w:style w:type="paragraph" w:styleId="5">
     <w:name w:val="header"/>
     <w:basedOn w:val="1"/>
-    <w:link w:val="9"/>
+    <w:link w:val="10"/>
     <w:unhideWhenUsed/>
     <w:qFormat/>
     <w:uiPriority w:val="99"/>
@@ -3959,9 +4244,9 @@
       <w:szCs w:val="18"/>
     </w:rPr>
   </w:style>
-  <w:style w:type="table" w:styleId="6">
+  <w:style w:type="table" w:styleId="7">
     <w:name w:val="Table Grid"/>
-    <w:basedOn w:val="5"/>
+    <w:basedOn w:val="6"/>
     <w:qFormat/>
     <w:uiPriority w:val="39"/>
     <w:tblPr>
@@ -3975,7 +4260,7 @@
       </w:tblBorders>
     </w:tblPr>
   </w:style>
-  <w:style w:type="paragraph" w:styleId="8">
+  <w:style w:type="paragraph" w:styleId="9">
     <w:name w:val="List Paragraph"/>
     <w:basedOn w:val="1"/>
     <w:qFormat/>
@@ -3984,10 +4269,10 @@
       <w:ind w:firstLine="420" w:firstLineChars="200"/>
     </w:pPr>
   </w:style>
-  <w:style w:type="character" w:customStyle="1" w:styleId="9">
+  <w:style w:type="character" w:customStyle="1" w:styleId="10">
     <w:name w:val="页眉 字符"/>
-    <w:basedOn w:val="7"/>
-    <w:link w:val="4"/>
+    <w:basedOn w:val="8"/>
+    <w:link w:val="5"/>
     <w:qFormat/>
     <w:uiPriority w:val="99"/>
     <w:rPr>
@@ -3995,10 +4280,10 @@
       <w:szCs w:val="18"/>
     </w:rPr>
   </w:style>
-  <w:style w:type="character" w:customStyle="1" w:styleId="10">
+  <w:style w:type="character" w:customStyle="1" w:styleId="11">
     <w:name w:val="页脚 字符"/>
-    <w:basedOn w:val="7"/>
-    <w:link w:val="3"/>
+    <w:basedOn w:val="8"/>
+    <w:link w:val="4"/>
     <w:qFormat/>
     <w:uiPriority w:val="99"/>
     <w:rPr>
